--- a/inputs/SCU_SES_g1.docx
+++ b/inputs/SCU_SES_g1.docx
@@ -199,7 +199,15 @@
           <w:p/>
           <w:p>
             <w:r>
-              <w:t xml:space="preserve">Note3: Some of the above fault conditions result in processor resets which eventually end up with the processor stopping entry into a run-time mode. The SCU then behaves as if it is in Failsafe Level 1 because, firstly, the affected processor disables the SOV and secondly, the other processor will be in Failsafe Level 2 because of Loss of Interlane Communications. </w:t>
+              <w:t xml:space="preserve">Note3: Some of the above fault conditions result in processor resets which eventually end up with the processor stopping entry into a run-time mode. The SCU then behaves as if it is in Failsafe Level 1 because, firstly, the affected processor disables the SOV and secondly, the other processor will be in Failsafe Level 2 because of Loss of </w:t>
+            </w:r>
+            <w:proofErr w:type="spellStart"/>
+            <w:r>
+              <w:t>Interlane</w:t>
+            </w:r>
+            <w:proofErr w:type="spellEnd"/>
+            <w:r>
+              <w:t xml:space="preserve"> Communications. </w:t>
             </w:r>
           </w:p>
           <w:p>
@@ -423,12 +431,36 @@
               <w:t>SCU system</w:t>
             </w:r>
             <w:r>
-              <w:t xml:space="preserve"> shall convert the Pilot_SHDL_Operation into a steering angle demand Unlimited_Pilot_SHDL_Command  using the following logic:</w:t>
-            </w:r>
-          </w:p>
-          <w:p>
-            <w:r>
-              <w:t>IF( Pilot_SHDL_Operation &gt;= 54.7deg )</w:t>
+              <w:t xml:space="preserve"> shall convert the </w:t>
+            </w:r>
+            <w:proofErr w:type="spellStart"/>
+            <w:r>
+              <w:t>Pilot_SHDL_Operation</w:t>
+            </w:r>
+            <w:proofErr w:type="spellEnd"/>
+            <w:r>
+              <w:t xml:space="preserve"> into a steering angle demand </w:t>
+            </w:r>
+            <w:proofErr w:type="spellStart"/>
+            <w:r>
+              <w:t>Unlimited_Pilot_SHDL_Command</w:t>
+            </w:r>
+            <w:proofErr w:type="spellEnd"/>
+            <w:r>
+              <w:t xml:space="preserve">  using the following logic:</w:t>
+            </w:r>
+          </w:p>
+          <w:p>
+            <w:r>
+              <w:t xml:space="preserve">IF( </w:t>
+            </w:r>
+            <w:proofErr w:type="spellStart"/>
+            <w:r>
+              <w:t>Pilot_SHDL_Operation</w:t>
+            </w:r>
+            <w:proofErr w:type="spellEnd"/>
+            <w:r>
+              <w:t xml:space="preserve"> &gt;= 54.7deg )</w:t>
             </w:r>
           </w:p>
           <w:p>
@@ -438,12 +470,36 @@
           </w:p>
           <w:p>
             <w:r>
-              <w:t xml:space="preserve">      Unlimited_Pilot_SHDL_Command = (26.4 * Pilot_SHDL_Operation - 840.5deg ) * (1/10.3)</w:t>
-            </w:r>
-          </w:p>
-          <w:p>
-            <w:r>
-              <w:t>ELSE IF( Pilot_SHDL_Operation &gt;= 44.3deg )</w:t>
+              <w:t xml:space="preserve">      </w:t>
+            </w:r>
+            <w:proofErr w:type="spellStart"/>
+            <w:r>
+              <w:t>Unlimited_Pilot_SHDL_Command</w:t>
+            </w:r>
+            <w:proofErr w:type="spellEnd"/>
+            <w:r>
+              <w:t xml:space="preserve"> = (26.4 * </w:t>
+            </w:r>
+            <w:proofErr w:type="spellStart"/>
+            <w:r>
+              <w:t>Pilot_SHDL_Operation</w:t>
+            </w:r>
+            <w:proofErr w:type="spellEnd"/>
+            <w:r>
+              <w:t xml:space="preserve"> - 840.5deg ) * (1/10.3)</w:t>
+            </w:r>
+          </w:p>
+          <w:p>
+            <w:r>
+              <w:t xml:space="preserve">ELSE IF( </w:t>
+            </w:r>
+            <w:proofErr w:type="spellStart"/>
+            <w:r>
+              <w:t>Pilot_SHDL_Operation</w:t>
+            </w:r>
+            <w:proofErr w:type="spellEnd"/>
+            <w:r>
+              <w:t xml:space="preserve"> &gt;= 44.3deg )</w:t>
             </w:r>
           </w:p>
           <w:p>
@@ -453,12 +509,36 @@
           </w:p>
           <w:p>
             <w:r>
-              <w:t xml:space="preserve">      Unlimited_Pilot_SHDL_Command = (16.6 * Pilot_SHDL_Operation - 298.58deg ) * (1/10.4)</w:t>
-            </w:r>
-          </w:p>
-          <w:p>
-            <w:r>
-              <w:t>ELSE IF( Pilot_SHDL_Operation &gt;= 34deg )</w:t>
+              <w:t xml:space="preserve">      </w:t>
+            </w:r>
+            <w:proofErr w:type="spellStart"/>
+            <w:r>
+              <w:t>Unlimited_Pilot_SHDL_Command</w:t>
+            </w:r>
+            <w:proofErr w:type="spellEnd"/>
+            <w:r>
+              <w:t xml:space="preserve"> = (16.6 * </w:t>
+            </w:r>
+            <w:proofErr w:type="spellStart"/>
+            <w:r>
+              <w:t>Pilot_SHDL_Operation</w:t>
+            </w:r>
+            <w:proofErr w:type="spellEnd"/>
+            <w:r>
+              <w:t xml:space="preserve"> - 298.58deg ) * (1/10.4)</w:t>
+            </w:r>
+          </w:p>
+          <w:p>
+            <w:r>
+              <w:t xml:space="preserve">ELSE IF( </w:t>
+            </w:r>
+            <w:proofErr w:type="spellStart"/>
+            <w:r>
+              <w:t>Pilot_SHDL_Operation</w:t>
+            </w:r>
+            <w:proofErr w:type="spellEnd"/>
+            <w:r>
+              <w:t xml:space="preserve"> &gt;= 34deg )</w:t>
             </w:r>
           </w:p>
           <w:p>
@@ -468,12 +548,36 @@
           </w:p>
           <w:p>
             <w:r>
-              <w:t xml:space="preserve">      Unlimited_Pilot_SHDL_Command = (14.4 * Pilot_SHDL_Operation - 205.32deg ) * (1/10.3)</w:t>
-            </w:r>
-          </w:p>
-          <w:p>
-            <w:r>
-              <w:t>ELSE IF( Pilot_SHDL_Operation &gt;= 23.7deg )</w:t>
+              <w:t xml:space="preserve">      </w:t>
+            </w:r>
+            <w:proofErr w:type="spellStart"/>
+            <w:r>
+              <w:t>Unlimited_Pilot_SHDL_Command</w:t>
+            </w:r>
+            <w:proofErr w:type="spellEnd"/>
+            <w:r>
+              <w:t xml:space="preserve"> = (14.4 * </w:t>
+            </w:r>
+            <w:proofErr w:type="spellStart"/>
+            <w:r>
+              <w:t>Pilot_SHDL_Operation</w:t>
+            </w:r>
+            <w:proofErr w:type="spellEnd"/>
+            <w:r>
+              <w:t xml:space="preserve"> - 205.32deg ) * (1/10.3)</w:t>
+            </w:r>
+          </w:p>
+          <w:p>
+            <w:r>
+              <w:t xml:space="preserve">ELSE IF( </w:t>
+            </w:r>
+            <w:proofErr w:type="spellStart"/>
+            <w:r>
+              <w:t>Pilot_SHDL_Operation</w:t>
+            </w:r>
+            <w:proofErr w:type="spellEnd"/>
+            <w:r>
+              <w:t xml:space="preserve"> &gt;= 23.7deg )</w:t>
             </w:r>
           </w:p>
           <w:p>
@@ -483,12 +587,36 @@
           </w:p>
           <w:p>
             <w:r>
-              <w:t xml:space="preserve">       Unlimited_Pilot_SHDL_Command = (11.6 * Pilot_SHDL_Operation - 110.12deg ) * (1/10.3)</w:t>
-            </w:r>
-          </w:p>
-          <w:p>
-            <w:r>
-              <w:t>ELSE IF( Pilot_SHDL_Operation &gt;= 13.3deg )</w:t>
+              <w:t xml:space="preserve">       </w:t>
+            </w:r>
+            <w:proofErr w:type="spellStart"/>
+            <w:r>
+              <w:t>Unlimited_Pilot_SHDL_Command</w:t>
+            </w:r>
+            <w:proofErr w:type="spellEnd"/>
+            <w:r>
+              <w:t xml:space="preserve"> = (11.6 * </w:t>
+            </w:r>
+            <w:proofErr w:type="spellStart"/>
+            <w:r>
+              <w:t>Pilot_SHDL_Operation</w:t>
+            </w:r>
+            <w:proofErr w:type="spellEnd"/>
+            <w:r>
+              <w:t xml:space="preserve"> - 110.12deg ) * (1/10.3)</w:t>
+            </w:r>
+          </w:p>
+          <w:p>
+            <w:r>
+              <w:t xml:space="preserve">ELSE IF( </w:t>
+            </w:r>
+            <w:proofErr w:type="spellStart"/>
+            <w:r>
+              <w:t>Pilot_SHDL_Operation</w:t>
+            </w:r>
+            <w:proofErr w:type="spellEnd"/>
+            <w:r>
+              <w:t xml:space="preserve"> &gt;= 13.3deg )</w:t>
             </w:r>
           </w:p>
           <w:p>
@@ -498,12 +626,36 @@
           </w:p>
           <w:p>
             <w:r>
-              <w:t xml:space="preserve">       Unlimited_Pilot_SHDL_Command = (9.2 * Pilot_SHDL_Operation - 51.64deg ) * (1/10.4)</w:t>
-            </w:r>
-          </w:p>
-          <w:p>
-            <w:r>
-              <w:t>ELSE IF( Pilot_SHDL_Operation &gt;= 3deg )</w:t>
+              <w:t xml:space="preserve">       </w:t>
+            </w:r>
+            <w:proofErr w:type="spellStart"/>
+            <w:r>
+              <w:t>Unlimited_Pilot_SHDL_Command</w:t>
+            </w:r>
+            <w:proofErr w:type="spellEnd"/>
+            <w:r>
+              <w:t xml:space="preserve"> = (9.2 * </w:t>
+            </w:r>
+            <w:proofErr w:type="spellStart"/>
+            <w:r>
+              <w:t>Pilot_SHDL_Operation</w:t>
+            </w:r>
+            <w:proofErr w:type="spellEnd"/>
+            <w:r>
+              <w:t xml:space="preserve"> - 51.64deg ) * (1/10.4)</w:t>
+            </w:r>
+          </w:p>
+          <w:p>
+            <w:r>
+              <w:t xml:space="preserve">ELSE IF( </w:t>
+            </w:r>
+            <w:proofErr w:type="spellStart"/>
+            <w:r>
+              <w:t>Pilot_SHDL_Operation</w:t>
+            </w:r>
+            <w:proofErr w:type="spellEnd"/>
+            <w:r>
+              <w:t xml:space="preserve"> &gt;= 3deg )</w:t>
             </w:r>
           </w:p>
           <w:p>
@@ -513,12 +665,36 @@
           </w:p>
           <w:p>
             <w:r>
-              <w:t xml:space="preserve">       Unlimited_Pilot_SHDL_Command = (Pilot_SHDL_Operation - 3deg ) * (6.8 / 10.3)</w:t>
-            </w:r>
-          </w:p>
-          <w:p>
-            <w:r>
-              <w:t>ELSE IF( Pilot_SHDL_Operation &gt;= -3deg )</w:t>
+              <w:t xml:space="preserve">       </w:t>
+            </w:r>
+            <w:proofErr w:type="spellStart"/>
+            <w:r>
+              <w:t>Unlimited_Pilot_SHDL_Command</w:t>
+            </w:r>
+            <w:proofErr w:type="spellEnd"/>
+            <w:r>
+              <w:t xml:space="preserve"> = (</w:t>
+            </w:r>
+            <w:proofErr w:type="spellStart"/>
+            <w:r>
+              <w:t>Pilot_SHDL_Operation</w:t>
+            </w:r>
+            <w:proofErr w:type="spellEnd"/>
+            <w:r>
+              <w:t xml:space="preserve"> - 3deg ) * (6.8 / 10.3)</w:t>
+            </w:r>
+          </w:p>
+          <w:p>
+            <w:r>
+              <w:t xml:space="preserve">ELSE IF( </w:t>
+            </w:r>
+            <w:proofErr w:type="spellStart"/>
+            <w:r>
+              <w:t>Pilot_SHDL_Operation</w:t>
+            </w:r>
+            <w:proofErr w:type="spellEnd"/>
+            <w:r>
+              <w:t xml:space="preserve"> &gt;= -3deg )</w:t>
             </w:r>
           </w:p>
           <w:p>
@@ -528,12 +704,28 @@
           </w:p>
           <w:p>
             <w:r>
-              <w:t xml:space="preserve">       Unlimited_Pilot_SHDL_Command = 0deg</w:t>
-            </w:r>
-          </w:p>
-          <w:p>
-            <w:r>
-              <w:t>ELSE IF( Pilot_SHDL_Operation &gt;= -13.3deg )</w:t>
+              <w:t xml:space="preserve">       </w:t>
+            </w:r>
+            <w:proofErr w:type="spellStart"/>
+            <w:r>
+              <w:t>Unlimited_Pilot_SHDL_Command</w:t>
+            </w:r>
+            <w:proofErr w:type="spellEnd"/>
+            <w:r>
+              <w:t xml:space="preserve"> = 0deg</w:t>
+            </w:r>
+          </w:p>
+          <w:p>
+            <w:r>
+              <w:t xml:space="preserve">ELSE IF( </w:t>
+            </w:r>
+            <w:proofErr w:type="spellStart"/>
+            <w:r>
+              <w:t>Pilot_SHDL_Operation</w:t>
+            </w:r>
+            <w:proofErr w:type="spellEnd"/>
+            <w:r>
+              <w:t xml:space="preserve"> &gt;= -13.3deg )</w:t>
             </w:r>
           </w:p>
           <w:p>
@@ -543,12 +735,36 @@
           </w:p>
           <w:p>
             <w:r>
-              <w:t xml:space="preserve">       Unlimited_Pilot_SHDL_Command = (Pilot_SHDL_Operation + 3deg ) * (6.8 / 10.3)</w:t>
-            </w:r>
-          </w:p>
-          <w:p>
-            <w:r>
-              <w:t>ELSE IF( Pilot_SHDL_Operation &gt;= -23.7deg )</w:t>
+              <w:t xml:space="preserve">       </w:t>
+            </w:r>
+            <w:proofErr w:type="spellStart"/>
+            <w:r>
+              <w:t>Unlimited_Pilot_SHDL_Command</w:t>
+            </w:r>
+            <w:proofErr w:type="spellEnd"/>
+            <w:r>
+              <w:t xml:space="preserve"> = (</w:t>
+            </w:r>
+            <w:proofErr w:type="spellStart"/>
+            <w:r>
+              <w:t>Pilot_SHDL_Operation</w:t>
+            </w:r>
+            <w:proofErr w:type="spellEnd"/>
+            <w:r>
+              <w:t xml:space="preserve"> + 3deg ) * (6.8 / 10.3)</w:t>
+            </w:r>
+          </w:p>
+          <w:p>
+            <w:r>
+              <w:t xml:space="preserve">ELSE IF( </w:t>
+            </w:r>
+            <w:proofErr w:type="spellStart"/>
+            <w:r>
+              <w:t>Pilot_SHDL_Operation</w:t>
+            </w:r>
+            <w:proofErr w:type="spellEnd"/>
+            <w:r>
+              <w:t xml:space="preserve"> &gt;= -23.7deg )</w:t>
             </w:r>
           </w:p>
           <w:p>
@@ -558,12 +774,36 @@
           </w:p>
           <w:p>
             <w:r>
-              <w:t xml:space="preserve">       Unlimited_Pilot_SHDL_Command = (9.2 * Pilot_SHDL_Operation + 51.64deg ) * (1/10.4)</w:t>
-            </w:r>
-          </w:p>
-          <w:p>
-            <w:r>
-              <w:t>ELSE IF( Pilot_SHDL_Operation &gt;= -34deg )</w:t>
+              <w:t xml:space="preserve">       </w:t>
+            </w:r>
+            <w:proofErr w:type="spellStart"/>
+            <w:r>
+              <w:t>Unlimited_Pilot_SHDL_Command</w:t>
+            </w:r>
+            <w:proofErr w:type="spellEnd"/>
+            <w:r>
+              <w:t xml:space="preserve"> = (9.2 * </w:t>
+            </w:r>
+            <w:proofErr w:type="spellStart"/>
+            <w:r>
+              <w:t>Pilot_SHDL_Operation</w:t>
+            </w:r>
+            <w:proofErr w:type="spellEnd"/>
+            <w:r>
+              <w:t xml:space="preserve"> + 51.64deg ) * (1/10.4)</w:t>
+            </w:r>
+          </w:p>
+          <w:p>
+            <w:r>
+              <w:t xml:space="preserve">ELSE IF( </w:t>
+            </w:r>
+            <w:proofErr w:type="spellStart"/>
+            <w:r>
+              <w:t>Pilot_SHDL_Operation</w:t>
+            </w:r>
+            <w:proofErr w:type="spellEnd"/>
+            <w:r>
+              <w:t xml:space="preserve"> &gt;= -34deg )</w:t>
             </w:r>
           </w:p>
           <w:p>
@@ -573,12 +813,36 @@
           </w:p>
           <w:p>
             <w:r>
-              <w:t xml:space="preserve">       Unlimited_Pilot_SHDL_Command = (11.6 * Pilot_SHDL_Operation + 110.12deg ) * (1/10.3)</w:t>
-            </w:r>
-          </w:p>
-          <w:p>
-            <w:r>
-              <w:t>ELSE IF( Pilot_SHDL_Operation &gt;= -44.3deg )</w:t>
+              <w:t xml:space="preserve">       </w:t>
+            </w:r>
+            <w:proofErr w:type="spellStart"/>
+            <w:r>
+              <w:t>Unlimited_Pilot_SHDL_Command</w:t>
+            </w:r>
+            <w:proofErr w:type="spellEnd"/>
+            <w:r>
+              <w:t xml:space="preserve"> = (11.6 * </w:t>
+            </w:r>
+            <w:proofErr w:type="spellStart"/>
+            <w:r>
+              <w:t>Pilot_SHDL_Operation</w:t>
+            </w:r>
+            <w:proofErr w:type="spellEnd"/>
+            <w:r>
+              <w:t xml:space="preserve"> + 110.12deg ) * (1/10.3)</w:t>
+            </w:r>
+          </w:p>
+          <w:p>
+            <w:r>
+              <w:t xml:space="preserve">ELSE IF( </w:t>
+            </w:r>
+            <w:proofErr w:type="spellStart"/>
+            <w:r>
+              <w:t>Pilot_SHDL_Operation</w:t>
+            </w:r>
+            <w:proofErr w:type="spellEnd"/>
+            <w:r>
+              <w:t xml:space="preserve"> &gt;= -44.3deg )</w:t>
             </w:r>
           </w:p>
           <w:p>
@@ -588,12 +852,36 @@
           </w:p>
           <w:p>
             <w:r>
-              <w:t xml:space="preserve">       Unlimited_Pilot_SHDL_Command = (14.4 * Pilot_SHDL_Operation + 205.32deg ) * (1/10.3)</w:t>
-            </w:r>
-          </w:p>
-          <w:p>
-            <w:r>
-              <w:t>ELSE IF( Pilot_SHDL_Operation &gt;= -54.7deg )</w:t>
+              <w:t xml:space="preserve">       </w:t>
+            </w:r>
+            <w:proofErr w:type="spellStart"/>
+            <w:r>
+              <w:t>Unlimited_Pilot_SHDL_Command</w:t>
+            </w:r>
+            <w:proofErr w:type="spellEnd"/>
+            <w:r>
+              <w:t xml:space="preserve"> = (14.4 * </w:t>
+            </w:r>
+            <w:proofErr w:type="spellStart"/>
+            <w:r>
+              <w:t>Pilot_SHDL_Operation</w:t>
+            </w:r>
+            <w:proofErr w:type="spellEnd"/>
+            <w:r>
+              <w:t xml:space="preserve"> + 205.32deg ) * (1/10.3)</w:t>
+            </w:r>
+          </w:p>
+          <w:p>
+            <w:r>
+              <w:t xml:space="preserve">ELSE IF( </w:t>
+            </w:r>
+            <w:proofErr w:type="spellStart"/>
+            <w:r>
+              <w:t>Pilot_SHDL_Operation</w:t>
+            </w:r>
+            <w:proofErr w:type="spellEnd"/>
+            <w:r>
+              <w:t xml:space="preserve"> &gt;= -54.7deg )</w:t>
             </w:r>
           </w:p>
           <w:p>
@@ -604,7 +892,23 @@
           <w:p>
             <w:r>
               <w:lastRenderedPageBreak/>
-              <w:t xml:space="preserve">       Unlimited_Pilot_SHDL_Command = (16.6 * Pilot_SHDL_Operation + 298.58deg ) * (1/10.4)</w:t>
+              <w:t xml:space="preserve">       </w:t>
+            </w:r>
+            <w:proofErr w:type="spellStart"/>
+            <w:r>
+              <w:t>Unlimited_Pilot_SHDL_Command</w:t>
+            </w:r>
+            <w:proofErr w:type="spellEnd"/>
+            <w:r>
+              <w:t xml:space="preserve"> = (16.6 * </w:t>
+            </w:r>
+            <w:proofErr w:type="spellStart"/>
+            <w:r>
+              <w:t>Pilot_SHDL_Operation</w:t>
+            </w:r>
+            <w:proofErr w:type="spellEnd"/>
+            <w:r>
+              <w:t xml:space="preserve"> + 298.58deg ) * (1/10.4)</w:t>
             </w:r>
           </w:p>
           <w:p>
@@ -614,7 +918,23 @@
           </w:p>
           <w:p>
             <w:r>
-              <w:t xml:space="preserve">       Unlimited_Pilot_SHDL_Command = (26.4 * Pilot_SHDL_Operation + 840.5deg ) * (1/10.3)</w:t>
+              <w:t xml:space="preserve">       </w:t>
+            </w:r>
+            <w:proofErr w:type="spellStart"/>
+            <w:r>
+              <w:t>Unlimited_Pilot_SHDL_Command</w:t>
+            </w:r>
+            <w:proofErr w:type="spellEnd"/>
+            <w:r>
+              <w:t xml:space="preserve"> = (26.4 * </w:t>
+            </w:r>
+            <w:proofErr w:type="spellStart"/>
+            <w:r>
+              <w:t>Pilot_SHDL_Operation</w:t>
+            </w:r>
+            <w:proofErr w:type="spellEnd"/>
+            <w:r>
+              <w:t xml:space="preserve"> + 840.5deg ) * (1/10.3)</w:t>
             </w:r>
           </w:p>
           <w:p>
@@ -1155,7 +1475,15 @@
           </w:tcPr>
           <w:p>
             <w:r>
-              <w:t>The SCU shall operate according to the following state behavior:</w:t>
+              <w:t xml:space="preserve">The SCU shall operate according to the following state </w:t>
+            </w:r>
+            <w:proofErr w:type="spellStart"/>
+            <w:r>
+              <w:t>behavior</w:t>
+            </w:r>
+            <w:proofErr w:type="spellEnd"/>
+            <w:r>
+              <w:t>:</w:t>
             </w:r>
           </w:p>
           <w:p/>
@@ -1236,7 +1564,15 @@
           </w:tcPr>
           <w:p>
             <w:r>
-              <w:t>The SCU shall operate according to the following state behavior:</w:t>
+              <w:t xml:space="preserve">The SCU shall operate according to the following state </w:t>
+            </w:r>
+            <w:proofErr w:type="spellStart"/>
+            <w:r>
+              <w:t>behavior</w:t>
+            </w:r>
+            <w:proofErr w:type="spellEnd"/>
+            <w:r>
+              <w:t>:</w:t>
             </w:r>
           </w:p>
           <w:p/>
@@ -1317,7 +1653,15 @@
           </w:tcPr>
           <w:p>
             <w:r>
-              <w:t>The SCU shall operate according to the following state behavior:</w:t>
+              <w:t xml:space="preserve">The SCU shall operate according to the following state </w:t>
+            </w:r>
+            <w:proofErr w:type="spellStart"/>
+            <w:r>
+              <w:t>behavior</w:t>
+            </w:r>
+            <w:proofErr w:type="spellEnd"/>
+            <w:r>
+              <w:t>:</w:t>
             </w:r>
           </w:p>
           <w:p/>
@@ -1454,9 +1798,11 @@
                   <w:pPr>
                     <w:jc w:val="center"/>
                   </w:pPr>
+                  <w:proofErr w:type="spellStart"/>
                   <w:r>
                     <w:t>Failure_detected</w:t>
                   </w:r>
+                  <w:proofErr w:type="spellEnd"/>
                 </w:p>
               </w:tc>
               <w:tc>
@@ -1492,9 +1838,11 @@
                   <w:pPr>
                     <w:jc w:val="center"/>
                   </w:pPr>
+                  <w:proofErr w:type="spellStart"/>
                   <w:r>
                     <w:t>critical_failure_detected</w:t>
                   </w:r>
+                  <w:proofErr w:type="spellEnd"/>
                 </w:p>
               </w:tc>
               <w:tc>
@@ -1556,7 +1904,13 @@
           </w:tcPr>
           <w:p>
             <w:r>
-              <w:t>SCU_SYS_999 shall compute output as follows:</w:t>
+              <w:t>SCU</w:t>
+            </w:r>
+            <w:r>
+              <w:t xml:space="preserve"> </w:t>
+            </w:r>
+            <w:r>
+              <w:t>shall compute output as follows:</w:t>
             </w:r>
           </w:p>
           <w:p>
@@ -2852,21 +3206,6 @@
 </file>
 
 <file path=customXml/item1.xml><?xml version="1.0" encoding="utf-8"?>
-<?mso-contentType ?>
-<FormTemplates xmlns="http://schemas.microsoft.com/sharepoint/v3/contenttype/forms">
-  <Display>DocumentLibraryForm</Display>
-  <Edit>DocumentLibraryForm</Edit>
-  <New>DocumentLibraryForm</New>
-</FormTemplates>
-</file>
-
-<file path=customXml/item2.xml><?xml version="1.0" encoding="utf-8"?>
-<p:properties xmlns:p="http://schemas.microsoft.com/office/2006/metadata/properties" xmlns:xsi="http://www.w3.org/2001/XMLSchema-instance" xmlns:pc="http://schemas.microsoft.com/office/infopath/2007/PartnerControls">
-  <documentManagement/>
-</p:properties>
-</file>
-
-<file path=customXml/item3.xml><?xml version="1.0" encoding="utf-8"?>
 <ct:contentTypeSchema xmlns:ct="http://schemas.microsoft.com/office/2006/metadata/contentType" xmlns:ma="http://schemas.microsoft.com/office/2006/metadata/properties/metaAttributes" ct:_="" ma:_="" ma:contentTypeName="Document" ma:contentTypeID="0x01010062C5A5CFEAAD334FB7A0B4B210716BB8" ma:contentTypeVersion="6" ma:contentTypeDescription="Create a new document." ma:contentTypeScope="" ma:versionID="53e18d1caa49d3b5bdefe51c2f72867a">
   <xsd:schema xmlns:xsd="http://www.w3.org/2001/XMLSchema" xmlns:xs="http://www.w3.org/2001/XMLSchema" xmlns:p="http://schemas.microsoft.com/office/2006/metadata/properties" xmlns:ns2="2f07968d-2e89-4e41-926b-0c556722c79f" targetNamespace="http://schemas.microsoft.com/office/2006/metadata/properties" ma:root="true" ma:fieldsID="c2753aa155d703c357212efe32e5a491" ns2:_="">
     <xsd:import namespace="2f07968d-2e89-4e41-926b-0c556722c79f"/>
@@ -3004,24 +3343,22 @@
 </ct:contentTypeSchema>
 </file>
 
-<file path=customXml/itemProps1.xml><?xml version="1.0" encoding="utf-8"?>
-<ds:datastoreItem xmlns:ds="http://schemas.openxmlformats.org/officeDocument/2006/customXml" ds:itemID="{8097C24C-7DC1-4059-893F-A38F41733F15}">
-  <ds:schemaRefs>
-    <ds:schemaRef ds:uri="http://schemas.microsoft.com/sharepoint/v3/contenttype/forms"/>
-  </ds:schemaRefs>
-</ds:datastoreItem>
+<file path=customXml/item2.xml><?xml version="1.0" encoding="utf-8"?>
+<p:properties xmlns:p="http://schemas.microsoft.com/office/2006/metadata/properties" xmlns:xsi="http://www.w3.org/2001/XMLSchema-instance" xmlns:pc="http://schemas.microsoft.com/office/infopath/2007/PartnerControls">
+  <documentManagement/>
+</p:properties>
 </file>
 
-<file path=customXml/itemProps2.xml><?xml version="1.0" encoding="utf-8"?>
-<ds:datastoreItem xmlns:ds="http://schemas.openxmlformats.org/officeDocument/2006/customXml" ds:itemID="{3B9006B1-F7F2-4749-8626-165773FED84E}">
-  <ds:schemaRefs>
-    <ds:schemaRef ds:uri="http://schemas.microsoft.com/office/2006/metadata/properties"/>
-    <ds:schemaRef ds:uri="http://schemas.microsoft.com/office/infopath/2007/PartnerControls"/>
-  </ds:schemaRefs>
-</ds:datastoreItem>
+<file path=customXml/item3.xml><?xml version="1.0" encoding="utf-8"?>
+<?mso-contentType ?>
+<FormTemplates xmlns="http://schemas.microsoft.com/sharepoint/v3/contenttype/forms">
+  <Display>DocumentLibraryForm</Display>
+  <Edit>DocumentLibraryForm</Edit>
+  <New>DocumentLibraryForm</New>
+</FormTemplates>
 </file>
 
-<file path=customXml/itemProps3.xml><?xml version="1.0" encoding="utf-8"?>
+<file path=customXml/itemProps1.xml><?xml version="1.0" encoding="utf-8"?>
 <ds:datastoreItem xmlns:ds="http://schemas.openxmlformats.org/officeDocument/2006/customXml" ds:itemID="{ACBC0706-4B1B-46F4-9F1D-4136DBEBDAC0}">
   <ds:schemaRefs>
     <ds:schemaRef ds:uri="http://schemas.microsoft.com/office/2006/metadata/contentType"/>
@@ -3037,4 +3374,21 @@
     <ds:schemaRef ds:uri="http://schemas.microsoft.com/internal/obd"/>
   </ds:schemaRefs>
 </ds:datastoreItem>
+</file>
+
+<file path=customXml/itemProps2.xml><?xml version="1.0" encoding="utf-8"?>
+<ds:datastoreItem xmlns:ds="http://schemas.openxmlformats.org/officeDocument/2006/customXml" ds:itemID="{3B9006B1-F7F2-4749-8626-165773FED84E}">
+  <ds:schemaRefs>
+    <ds:schemaRef ds:uri="http://schemas.microsoft.com/office/2006/metadata/properties"/>
+    <ds:schemaRef ds:uri="http://schemas.microsoft.com/office/infopath/2007/PartnerControls"/>
+  </ds:schemaRefs>
+</ds:datastoreItem>
+</file>
+
+<file path=customXml/itemProps3.xml><?xml version="1.0" encoding="utf-8"?>
+<ds:datastoreItem xmlns:ds="http://schemas.openxmlformats.org/officeDocument/2006/customXml" ds:itemID="{8097C24C-7DC1-4059-893F-A38F41733F15}">
+  <ds:schemaRefs>
+    <ds:schemaRef ds:uri="http://schemas.microsoft.com/sharepoint/v3/contenttype/forms"/>
+  </ds:schemaRefs>
+</ds:datastoreItem>
 </file>
--- a/inputs/SCU_SES_g1.docx
+++ b/inputs/SCU_SES_g1.docx
@@ -278,13 +278,29 @@
           <w:p>
             <w:r>
               <w:tab/>
-              <w:t xml:space="preserve">    (( No valid A_DMC_9 LADC labels have been receive</w:t>
+              <w:t xml:space="preserve">    </w:t>
+            </w:r>
+            <w:proofErr w:type="gramStart"/>
+            <w:r>
+              <w:t>(( No</w:t>
+            </w:r>
+            <w:proofErr w:type="gramEnd"/>
+            <w:r>
+              <w:t xml:space="preserve"> valid A_DMC_9 LADC labels have been </w:t>
+            </w:r>
+            <w:proofErr w:type="gramStart"/>
+            <w:r>
+              <w:t>receive</w:t>
             </w:r>
             <w:r>
               <w:t>d</w:t>
             </w:r>
             <w:r>
-              <w:t xml:space="preserve"> ) OR</w:t>
+              <w:t xml:space="preserve"> )</w:t>
+            </w:r>
+            <w:proofErr w:type="gramEnd"/>
+            <w:r>
+              <w:t xml:space="preserve"> OR</w:t>
             </w:r>
           </w:p>
           <w:p>
@@ -319,13 +335,29 @@
           <w:p>
             <w:r>
               <w:tab/>
-              <w:t xml:space="preserve">     IF  the following condition is true for 320ms</w:t>
+              <w:t xml:space="preserve">     </w:t>
+            </w:r>
+            <w:proofErr w:type="gramStart"/>
+            <w:r>
+              <w:t>IF  the</w:t>
+            </w:r>
+            <w:proofErr w:type="gramEnd"/>
+            <w:r>
+              <w:t xml:space="preserve"> following condition is true for 320ms</w:t>
             </w:r>
           </w:p>
           <w:p>
             <w:r>
               <w:tab/>
-              <w:t xml:space="preserve">    ((A_DMC_9 LADC labels have been received at expected update rate with a tolerance of +10ms ) AND</w:t>
+              <w:t xml:space="preserve">    ((A_DMC_9 LADC labels have been received at expected update rate with a tolerance of +10</w:t>
+            </w:r>
+            <w:proofErr w:type="gramStart"/>
+            <w:r>
+              <w:t>ms )</w:t>
+            </w:r>
+            <w:proofErr w:type="gramEnd"/>
+            <w:r>
+              <w:t xml:space="preserve"> AND</w:t>
             </w:r>
           </w:p>
           <w:p>
@@ -443,25 +475,163 @@
             </w:r>
             <w:proofErr w:type="spellStart"/>
             <w:r>
+              <w:t>Unlimited_Pilot_SHDL_</w:t>
+            </w:r>
+            <w:proofErr w:type="gramStart"/>
+            <w:r>
+              <w:t>Command</w:t>
+            </w:r>
+            <w:proofErr w:type="spellEnd"/>
+            <w:r>
+              <w:t xml:space="preserve">  using</w:t>
+            </w:r>
+            <w:proofErr w:type="gramEnd"/>
+            <w:r>
+              <w:t xml:space="preserve"> the following logic:</w:t>
+            </w:r>
+          </w:p>
+          <w:p>
+            <w:proofErr w:type="gramStart"/>
+            <w:r>
+              <w:t xml:space="preserve">IF( </w:t>
+            </w:r>
+            <w:proofErr w:type="spellStart"/>
+            <w:r>
+              <w:t>Pilot</w:t>
+            </w:r>
+            <w:proofErr w:type="gramEnd"/>
+            <w:r>
+              <w:t>_SHDL_Operation</w:t>
+            </w:r>
+            <w:proofErr w:type="spellEnd"/>
+            <w:r>
+              <w:t xml:space="preserve"> &gt;= 54.7</w:t>
+            </w:r>
+            <w:proofErr w:type="gramStart"/>
+            <w:r>
+              <w:t>deg )</w:t>
+            </w:r>
+            <w:proofErr w:type="gramEnd"/>
+          </w:p>
+          <w:p>
+            <w:r>
+              <w:t>THEN</w:t>
+            </w:r>
+          </w:p>
+          <w:p>
+            <w:r>
+              <w:t xml:space="preserve">      </w:t>
+            </w:r>
+            <w:proofErr w:type="spellStart"/>
+            <w:r>
               <w:t>Unlimited_Pilot_SHDL_Command</w:t>
             </w:r>
             <w:proofErr w:type="spellEnd"/>
             <w:r>
-              <w:t xml:space="preserve">  using the following logic:</w:t>
-            </w:r>
-          </w:p>
-          <w:p>
+              <w:t xml:space="preserve"> = (26.4 * </w:t>
+            </w:r>
+            <w:proofErr w:type="spellStart"/>
+            <w:r>
+              <w:t>Pilot_SHDL_Operation</w:t>
+            </w:r>
+            <w:proofErr w:type="spellEnd"/>
+            <w:r>
+              <w:t xml:space="preserve"> - 840.5</w:t>
+            </w:r>
+            <w:proofErr w:type="gramStart"/>
+            <w:r>
+              <w:t>deg )</w:t>
+            </w:r>
+            <w:proofErr w:type="gramEnd"/>
+            <w:r>
+              <w:t xml:space="preserve"> * (1/10.3)</w:t>
+            </w:r>
+          </w:p>
+          <w:p>
+            <w:r>
+              <w:t xml:space="preserve">ELSE </w:t>
+            </w:r>
+            <w:proofErr w:type="gramStart"/>
             <w:r>
               <w:t xml:space="preserve">IF( </w:t>
             </w:r>
             <w:proofErr w:type="spellStart"/>
             <w:r>
+              <w:t>Pilot</w:t>
+            </w:r>
+            <w:proofErr w:type="gramEnd"/>
+            <w:r>
+              <w:t>_SHDL_Operation</w:t>
+            </w:r>
+            <w:proofErr w:type="spellEnd"/>
+            <w:r>
+              <w:t xml:space="preserve"> &gt;= 44.3</w:t>
+            </w:r>
+            <w:proofErr w:type="gramStart"/>
+            <w:r>
+              <w:t>deg )</w:t>
+            </w:r>
+            <w:proofErr w:type="gramEnd"/>
+          </w:p>
+          <w:p>
+            <w:r>
+              <w:t>THEN</w:t>
+            </w:r>
+          </w:p>
+          <w:p>
+            <w:r>
+              <w:t xml:space="preserve">      </w:t>
+            </w:r>
+            <w:proofErr w:type="spellStart"/>
+            <w:r>
+              <w:t>Unlimited_Pilot_SHDL_Command</w:t>
+            </w:r>
+            <w:proofErr w:type="spellEnd"/>
+            <w:r>
+              <w:t xml:space="preserve"> = (16.6 * </w:t>
+            </w:r>
+            <w:proofErr w:type="spellStart"/>
+            <w:r>
               <w:t>Pilot_SHDL_Operation</w:t>
             </w:r>
             <w:proofErr w:type="spellEnd"/>
             <w:r>
-              <w:t xml:space="preserve"> &gt;= 54.7deg )</w:t>
-            </w:r>
+              <w:t xml:space="preserve"> - 298.58</w:t>
+            </w:r>
+            <w:proofErr w:type="gramStart"/>
+            <w:r>
+              <w:t>deg )</w:t>
+            </w:r>
+            <w:proofErr w:type="gramEnd"/>
+            <w:r>
+              <w:t xml:space="preserve"> * (1/10.4)</w:t>
+            </w:r>
+          </w:p>
+          <w:p>
+            <w:r>
+              <w:t xml:space="preserve">ELSE </w:t>
+            </w:r>
+            <w:proofErr w:type="gramStart"/>
+            <w:r>
+              <w:t xml:space="preserve">IF( </w:t>
+            </w:r>
+            <w:proofErr w:type="spellStart"/>
+            <w:r>
+              <w:t>Pilot</w:t>
+            </w:r>
+            <w:proofErr w:type="gramEnd"/>
+            <w:r>
+              <w:t>_SHDL_Operation</w:t>
+            </w:r>
+            <w:proofErr w:type="spellEnd"/>
+            <w:r>
+              <w:t xml:space="preserve"> &gt;= 34</w:t>
+            </w:r>
+            <w:proofErr w:type="gramStart"/>
+            <w:r>
+              <w:t>deg )</w:t>
+            </w:r>
+            <w:proofErr w:type="gramEnd"/>
           </w:p>
           <w:p>
             <w:r>
@@ -478,7 +648,7 @@
             </w:r>
             <w:proofErr w:type="spellEnd"/>
             <w:r>
-              <w:t xml:space="preserve"> = (26.4 * </w:t>
+              <w:t xml:space="preserve"> = (14.4 * </w:t>
             </w:r>
             <w:proofErr w:type="spellStart"/>
             <w:r>
@@ -486,12 +656,59 @@
             </w:r>
             <w:proofErr w:type="spellEnd"/>
             <w:r>
-              <w:t xml:space="preserve"> - 840.5deg ) * (1/10.3)</w:t>
-            </w:r>
-          </w:p>
-          <w:p>
-            <w:r>
-              <w:t xml:space="preserve">ELSE IF( </w:t>
+              <w:t xml:space="preserve"> - 205.32</w:t>
+            </w:r>
+            <w:proofErr w:type="gramStart"/>
+            <w:r>
+              <w:t>deg )</w:t>
+            </w:r>
+            <w:proofErr w:type="gramEnd"/>
+            <w:r>
+              <w:t xml:space="preserve"> * (1/10.3)</w:t>
+            </w:r>
+          </w:p>
+          <w:p>
+            <w:r>
+              <w:t xml:space="preserve">ELSE </w:t>
+            </w:r>
+            <w:proofErr w:type="gramStart"/>
+            <w:r>
+              <w:t xml:space="preserve">IF( </w:t>
+            </w:r>
+            <w:proofErr w:type="spellStart"/>
+            <w:r>
+              <w:t>Pilot</w:t>
+            </w:r>
+            <w:proofErr w:type="gramEnd"/>
+            <w:r>
+              <w:t>_SHDL_Operation</w:t>
+            </w:r>
+            <w:proofErr w:type="spellEnd"/>
+            <w:r>
+              <w:t xml:space="preserve"> &gt;= 23.7</w:t>
+            </w:r>
+            <w:proofErr w:type="gramStart"/>
+            <w:r>
+              <w:t>deg )</w:t>
+            </w:r>
+            <w:proofErr w:type="gramEnd"/>
+          </w:p>
+          <w:p>
+            <w:r>
+              <w:t>THEN</w:t>
+            </w:r>
+          </w:p>
+          <w:p>
+            <w:r>
+              <w:t xml:space="preserve">       </w:t>
+            </w:r>
+            <w:proofErr w:type="spellStart"/>
+            <w:r>
+              <w:t>Unlimited_Pilot_SHDL_Command</w:t>
+            </w:r>
+            <w:proofErr w:type="spellEnd"/>
+            <w:r>
+              <w:t xml:space="preserve"> = (11.6 * </w:t>
             </w:r>
             <w:proofErr w:type="spellStart"/>
             <w:r>
@@ -499,8 +716,42 @@
             </w:r>
             <w:proofErr w:type="spellEnd"/>
             <w:r>
-              <w:t xml:space="preserve"> &gt;= 44.3deg )</w:t>
-            </w:r>
+              <w:t xml:space="preserve"> - 110.12</w:t>
+            </w:r>
+            <w:proofErr w:type="gramStart"/>
+            <w:r>
+              <w:t>deg )</w:t>
+            </w:r>
+            <w:proofErr w:type="gramEnd"/>
+            <w:r>
+              <w:t xml:space="preserve"> * (1/10.3)</w:t>
+            </w:r>
+          </w:p>
+          <w:p>
+            <w:r>
+              <w:t xml:space="preserve">ELSE </w:t>
+            </w:r>
+            <w:proofErr w:type="gramStart"/>
+            <w:r>
+              <w:t xml:space="preserve">IF( </w:t>
+            </w:r>
+            <w:proofErr w:type="spellStart"/>
+            <w:r>
+              <w:t>Pilot</w:t>
+            </w:r>
+            <w:proofErr w:type="gramEnd"/>
+            <w:r>
+              <w:t>_SHDL_Operation</w:t>
+            </w:r>
+            <w:proofErr w:type="spellEnd"/>
+            <w:r>
+              <w:t xml:space="preserve"> &gt;= 13.3</w:t>
+            </w:r>
+            <w:proofErr w:type="gramStart"/>
+            <w:r>
+              <w:t>deg )</w:t>
+            </w:r>
+            <w:proofErr w:type="gramEnd"/>
           </w:p>
           <w:p>
             <w:r>
@@ -509,7 +760,7 @@
           </w:p>
           <w:p>
             <w:r>
-              <w:t xml:space="preserve">      </w:t>
+              <w:t xml:space="preserve">       </w:t>
             </w:r>
             <w:proofErr w:type="spellStart"/>
             <w:r>
@@ -517,7 +768,7 @@
             </w:r>
             <w:proofErr w:type="spellEnd"/>
             <w:r>
-              <w:t xml:space="preserve"> = (16.6 * </w:t>
+              <w:t xml:space="preserve"> = (9.2 * </w:t>
             </w:r>
             <w:proofErr w:type="spellStart"/>
             <w:r>
@@ -525,12 +776,59 @@
             </w:r>
             <w:proofErr w:type="spellEnd"/>
             <w:r>
-              <w:t xml:space="preserve"> - 298.58deg ) * (1/10.4)</w:t>
-            </w:r>
-          </w:p>
-          <w:p>
-            <w:r>
-              <w:t xml:space="preserve">ELSE IF( </w:t>
+              <w:t xml:space="preserve"> - 51.64</w:t>
+            </w:r>
+            <w:proofErr w:type="gramStart"/>
+            <w:r>
+              <w:t>deg )</w:t>
+            </w:r>
+            <w:proofErr w:type="gramEnd"/>
+            <w:r>
+              <w:t xml:space="preserve"> * (1/10.4)</w:t>
+            </w:r>
+          </w:p>
+          <w:p>
+            <w:r>
+              <w:t xml:space="preserve">ELSE </w:t>
+            </w:r>
+            <w:proofErr w:type="gramStart"/>
+            <w:r>
+              <w:t xml:space="preserve">IF( </w:t>
+            </w:r>
+            <w:proofErr w:type="spellStart"/>
+            <w:r>
+              <w:t>Pilot</w:t>
+            </w:r>
+            <w:proofErr w:type="gramEnd"/>
+            <w:r>
+              <w:t>_SHDL_Operation</w:t>
+            </w:r>
+            <w:proofErr w:type="spellEnd"/>
+            <w:r>
+              <w:t xml:space="preserve"> &gt;= 3</w:t>
+            </w:r>
+            <w:proofErr w:type="gramStart"/>
+            <w:r>
+              <w:t>deg )</w:t>
+            </w:r>
+            <w:proofErr w:type="gramEnd"/>
+          </w:p>
+          <w:p>
+            <w:r>
+              <w:t>THEN</w:t>
+            </w:r>
+          </w:p>
+          <w:p>
+            <w:r>
+              <w:t xml:space="preserve">       </w:t>
+            </w:r>
+            <w:proofErr w:type="spellStart"/>
+            <w:r>
+              <w:t>Unlimited_Pilot_SHDL_Command</w:t>
+            </w:r>
+            <w:proofErr w:type="spellEnd"/>
+            <w:r>
+              <w:t xml:space="preserve"> = (</w:t>
             </w:r>
             <w:proofErr w:type="spellStart"/>
             <w:r>
@@ -538,8 +836,42 @@
             </w:r>
             <w:proofErr w:type="spellEnd"/>
             <w:r>
-              <w:t xml:space="preserve"> &gt;= 34deg )</w:t>
-            </w:r>
+              <w:t xml:space="preserve"> - 3</w:t>
+            </w:r>
+            <w:proofErr w:type="gramStart"/>
+            <w:r>
+              <w:t>deg )</w:t>
+            </w:r>
+            <w:proofErr w:type="gramEnd"/>
+            <w:r>
+              <w:t xml:space="preserve"> * (6.8 / 10.3)</w:t>
+            </w:r>
+          </w:p>
+          <w:p>
+            <w:r>
+              <w:t xml:space="preserve">ELSE </w:t>
+            </w:r>
+            <w:proofErr w:type="gramStart"/>
+            <w:r>
+              <w:t xml:space="preserve">IF( </w:t>
+            </w:r>
+            <w:proofErr w:type="spellStart"/>
+            <w:r>
+              <w:t>Pilot</w:t>
+            </w:r>
+            <w:proofErr w:type="gramEnd"/>
+            <w:r>
+              <w:t>_SHDL_Operation</w:t>
+            </w:r>
+            <w:proofErr w:type="spellEnd"/>
+            <w:r>
+              <w:t xml:space="preserve"> &gt;= -3</w:t>
+            </w:r>
+            <w:proofErr w:type="gramStart"/>
+            <w:r>
+              <w:t>deg )</w:t>
+            </w:r>
+            <w:proofErr w:type="gramEnd"/>
           </w:p>
           <w:p>
             <w:r>
@@ -548,7 +880,7 @@
           </w:p>
           <w:p>
             <w:r>
-              <w:t xml:space="preserve">      </w:t>
+              <w:t xml:space="preserve">       </w:t>
             </w:r>
             <w:proofErr w:type="spellStart"/>
             <w:r>
@@ -556,6 +888,230 @@
             </w:r>
             <w:proofErr w:type="spellEnd"/>
             <w:r>
+              <w:t xml:space="preserve"> = 0deg</w:t>
+            </w:r>
+          </w:p>
+          <w:p>
+            <w:r>
+              <w:t xml:space="preserve">ELSE </w:t>
+            </w:r>
+            <w:proofErr w:type="gramStart"/>
+            <w:r>
+              <w:t xml:space="preserve">IF( </w:t>
+            </w:r>
+            <w:proofErr w:type="spellStart"/>
+            <w:r>
+              <w:t>Pilot</w:t>
+            </w:r>
+            <w:proofErr w:type="gramEnd"/>
+            <w:r>
+              <w:t>_SHDL_Operation</w:t>
+            </w:r>
+            <w:proofErr w:type="spellEnd"/>
+            <w:r>
+              <w:t xml:space="preserve"> &gt;= -13.3</w:t>
+            </w:r>
+            <w:proofErr w:type="gramStart"/>
+            <w:r>
+              <w:t>deg )</w:t>
+            </w:r>
+            <w:proofErr w:type="gramEnd"/>
+          </w:p>
+          <w:p>
+            <w:r>
+              <w:t>THEN</w:t>
+            </w:r>
+          </w:p>
+          <w:p>
+            <w:r>
+              <w:t xml:space="preserve">       </w:t>
+            </w:r>
+            <w:proofErr w:type="spellStart"/>
+            <w:r>
+              <w:t>Unlimited_Pilot_SHDL_Command</w:t>
+            </w:r>
+            <w:proofErr w:type="spellEnd"/>
+            <w:r>
+              <w:t xml:space="preserve"> = (</w:t>
+            </w:r>
+            <w:proofErr w:type="spellStart"/>
+            <w:r>
+              <w:t>Pilot_SHDL_Operation</w:t>
+            </w:r>
+            <w:proofErr w:type="spellEnd"/>
+            <w:r>
+              <w:t xml:space="preserve"> + 3</w:t>
+            </w:r>
+            <w:proofErr w:type="gramStart"/>
+            <w:r>
+              <w:t>deg )</w:t>
+            </w:r>
+            <w:proofErr w:type="gramEnd"/>
+            <w:r>
+              <w:t xml:space="preserve"> * (6.8 / 10.3)</w:t>
+            </w:r>
+          </w:p>
+          <w:p>
+            <w:r>
+              <w:t xml:space="preserve">ELSE </w:t>
+            </w:r>
+            <w:proofErr w:type="gramStart"/>
+            <w:r>
+              <w:t xml:space="preserve">IF( </w:t>
+            </w:r>
+            <w:proofErr w:type="spellStart"/>
+            <w:r>
+              <w:t>Pilot</w:t>
+            </w:r>
+            <w:proofErr w:type="gramEnd"/>
+            <w:r>
+              <w:t>_SHDL_Operation</w:t>
+            </w:r>
+            <w:proofErr w:type="spellEnd"/>
+            <w:r>
+              <w:t xml:space="preserve"> &gt;= -23.7</w:t>
+            </w:r>
+            <w:proofErr w:type="gramStart"/>
+            <w:r>
+              <w:t>deg )</w:t>
+            </w:r>
+            <w:proofErr w:type="gramEnd"/>
+          </w:p>
+          <w:p>
+            <w:r>
+              <w:t>THEN</w:t>
+            </w:r>
+          </w:p>
+          <w:p>
+            <w:r>
+              <w:t xml:space="preserve">       </w:t>
+            </w:r>
+            <w:proofErr w:type="spellStart"/>
+            <w:r>
+              <w:t>Unlimited_Pilot_SHDL_Command</w:t>
+            </w:r>
+            <w:proofErr w:type="spellEnd"/>
+            <w:r>
+              <w:t xml:space="preserve"> = (9.2 * </w:t>
+            </w:r>
+            <w:proofErr w:type="spellStart"/>
+            <w:r>
+              <w:t>Pilot_SHDL_Operation</w:t>
+            </w:r>
+            <w:proofErr w:type="spellEnd"/>
+            <w:r>
+              <w:t xml:space="preserve"> + 51.64</w:t>
+            </w:r>
+            <w:proofErr w:type="gramStart"/>
+            <w:r>
+              <w:t>deg )</w:t>
+            </w:r>
+            <w:proofErr w:type="gramEnd"/>
+            <w:r>
+              <w:t xml:space="preserve"> * (1/10.4)</w:t>
+            </w:r>
+          </w:p>
+          <w:p>
+            <w:r>
+              <w:t xml:space="preserve">ELSE </w:t>
+            </w:r>
+            <w:proofErr w:type="gramStart"/>
+            <w:r>
+              <w:t xml:space="preserve">IF( </w:t>
+            </w:r>
+            <w:proofErr w:type="spellStart"/>
+            <w:r>
+              <w:t>Pilot</w:t>
+            </w:r>
+            <w:proofErr w:type="gramEnd"/>
+            <w:r>
+              <w:t>_SHDL_Operation</w:t>
+            </w:r>
+            <w:proofErr w:type="spellEnd"/>
+            <w:r>
+              <w:t xml:space="preserve"> &gt;= -34</w:t>
+            </w:r>
+            <w:proofErr w:type="gramStart"/>
+            <w:r>
+              <w:t>deg )</w:t>
+            </w:r>
+            <w:proofErr w:type="gramEnd"/>
+          </w:p>
+          <w:p>
+            <w:r>
+              <w:t>THEN</w:t>
+            </w:r>
+          </w:p>
+          <w:p>
+            <w:r>
+              <w:t xml:space="preserve">       </w:t>
+            </w:r>
+            <w:proofErr w:type="spellStart"/>
+            <w:r>
+              <w:t>Unlimited_Pilot_SHDL_Command</w:t>
+            </w:r>
+            <w:proofErr w:type="spellEnd"/>
+            <w:r>
+              <w:t xml:space="preserve"> = (11.6 * </w:t>
+            </w:r>
+            <w:proofErr w:type="spellStart"/>
+            <w:r>
+              <w:t>Pilot_SHDL_Operation</w:t>
+            </w:r>
+            <w:proofErr w:type="spellEnd"/>
+            <w:r>
+              <w:t xml:space="preserve"> + 110.12</w:t>
+            </w:r>
+            <w:proofErr w:type="gramStart"/>
+            <w:r>
+              <w:t>deg )</w:t>
+            </w:r>
+            <w:proofErr w:type="gramEnd"/>
+            <w:r>
+              <w:t xml:space="preserve"> * (1/10.3)</w:t>
+            </w:r>
+          </w:p>
+          <w:p>
+            <w:r>
+              <w:t xml:space="preserve">ELSE </w:t>
+            </w:r>
+            <w:proofErr w:type="gramStart"/>
+            <w:r>
+              <w:t xml:space="preserve">IF( </w:t>
+            </w:r>
+            <w:proofErr w:type="spellStart"/>
+            <w:r>
+              <w:t>Pilot</w:t>
+            </w:r>
+            <w:proofErr w:type="gramEnd"/>
+            <w:r>
+              <w:t>_SHDL_Operation</w:t>
+            </w:r>
+            <w:proofErr w:type="spellEnd"/>
+            <w:r>
+              <w:t xml:space="preserve"> &gt;= -44.3</w:t>
+            </w:r>
+            <w:proofErr w:type="gramStart"/>
+            <w:r>
+              <w:t>deg )</w:t>
+            </w:r>
+            <w:proofErr w:type="gramEnd"/>
+          </w:p>
+          <w:p>
+            <w:r>
+              <w:t>THEN</w:t>
+            </w:r>
+          </w:p>
+          <w:p>
+            <w:r>
+              <w:t xml:space="preserve">       </w:t>
+            </w:r>
+            <w:proofErr w:type="spellStart"/>
+            <w:r>
+              <w:t>Unlimited_Pilot_SHDL_Command</w:t>
+            </w:r>
+            <w:proofErr w:type="spellEnd"/>
+            <w:r>
               <w:t xml:space="preserve"> = (14.4 * </w:t>
             </w:r>
             <w:proofErr w:type="spellStart"/>
@@ -564,325 +1120,42 @@
             </w:r>
             <w:proofErr w:type="spellEnd"/>
             <w:r>
-              <w:t xml:space="preserve"> - 205.32deg ) * (1/10.3)</w:t>
-            </w:r>
-          </w:p>
-          <w:p>
-            <w:r>
-              <w:t xml:space="preserve">ELSE IF( </w:t>
-            </w:r>
-            <w:proofErr w:type="spellStart"/>
-            <w:r>
-              <w:t>Pilot_SHDL_Operation</w:t>
-            </w:r>
-            <w:proofErr w:type="spellEnd"/>
-            <w:r>
-              <w:t xml:space="preserve"> &gt;= 23.7deg )</w:t>
-            </w:r>
-          </w:p>
-          <w:p>
-            <w:r>
-              <w:t>THEN</w:t>
-            </w:r>
-          </w:p>
-          <w:p>
-            <w:r>
-              <w:t xml:space="preserve">       </w:t>
-            </w:r>
-            <w:proofErr w:type="spellStart"/>
-            <w:r>
-              <w:t>Unlimited_Pilot_SHDL_Command</w:t>
-            </w:r>
-            <w:proofErr w:type="spellEnd"/>
-            <w:r>
-              <w:t xml:space="preserve"> = (11.6 * </w:t>
-            </w:r>
-            <w:proofErr w:type="spellStart"/>
-            <w:r>
-              <w:t>Pilot_SHDL_Operation</w:t>
-            </w:r>
-            <w:proofErr w:type="spellEnd"/>
-            <w:r>
-              <w:t xml:space="preserve"> - 110.12deg ) * (1/10.3)</w:t>
-            </w:r>
-          </w:p>
-          <w:p>
-            <w:r>
-              <w:t xml:space="preserve">ELSE IF( </w:t>
-            </w:r>
-            <w:proofErr w:type="spellStart"/>
-            <w:r>
-              <w:t>Pilot_SHDL_Operation</w:t>
-            </w:r>
-            <w:proofErr w:type="spellEnd"/>
-            <w:r>
-              <w:t xml:space="preserve"> &gt;= 13.3deg )</w:t>
-            </w:r>
-          </w:p>
-          <w:p>
-            <w:r>
-              <w:t>THEN</w:t>
-            </w:r>
-          </w:p>
-          <w:p>
-            <w:r>
-              <w:t xml:space="preserve">       </w:t>
-            </w:r>
-            <w:proofErr w:type="spellStart"/>
-            <w:r>
-              <w:t>Unlimited_Pilot_SHDL_Command</w:t>
-            </w:r>
-            <w:proofErr w:type="spellEnd"/>
-            <w:r>
-              <w:t xml:space="preserve"> = (9.2 * </w:t>
-            </w:r>
-            <w:proofErr w:type="spellStart"/>
-            <w:r>
-              <w:t>Pilot_SHDL_Operation</w:t>
-            </w:r>
-            <w:proofErr w:type="spellEnd"/>
-            <w:r>
-              <w:t xml:space="preserve"> - 51.64deg ) * (1/10.4)</w:t>
-            </w:r>
-          </w:p>
-          <w:p>
-            <w:r>
-              <w:t xml:space="preserve">ELSE IF( </w:t>
-            </w:r>
-            <w:proofErr w:type="spellStart"/>
-            <w:r>
-              <w:t>Pilot_SHDL_Operation</w:t>
-            </w:r>
-            <w:proofErr w:type="spellEnd"/>
-            <w:r>
-              <w:t xml:space="preserve"> &gt;= 3deg )</w:t>
-            </w:r>
-          </w:p>
-          <w:p>
-            <w:r>
-              <w:t>THEN</w:t>
-            </w:r>
-          </w:p>
-          <w:p>
-            <w:r>
-              <w:t xml:space="preserve">       </w:t>
-            </w:r>
-            <w:proofErr w:type="spellStart"/>
-            <w:r>
-              <w:t>Unlimited_Pilot_SHDL_Command</w:t>
-            </w:r>
-            <w:proofErr w:type="spellEnd"/>
-            <w:r>
-              <w:t xml:space="preserve"> = (</w:t>
-            </w:r>
-            <w:proofErr w:type="spellStart"/>
-            <w:r>
-              <w:t>Pilot_SHDL_Operation</w:t>
-            </w:r>
-            <w:proofErr w:type="spellEnd"/>
-            <w:r>
-              <w:t xml:space="preserve"> - 3deg ) * (6.8 / 10.3)</w:t>
-            </w:r>
-          </w:p>
-          <w:p>
-            <w:r>
-              <w:t xml:space="preserve">ELSE IF( </w:t>
-            </w:r>
-            <w:proofErr w:type="spellStart"/>
-            <w:r>
-              <w:t>Pilot_SHDL_Operation</w:t>
-            </w:r>
-            <w:proofErr w:type="spellEnd"/>
-            <w:r>
-              <w:t xml:space="preserve"> &gt;= -3deg )</w:t>
-            </w:r>
-          </w:p>
-          <w:p>
-            <w:r>
-              <w:t>THEN</w:t>
-            </w:r>
-          </w:p>
-          <w:p>
-            <w:r>
-              <w:t xml:space="preserve">       </w:t>
-            </w:r>
-            <w:proofErr w:type="spellStart"/>
-            <w:r>
-              <w:t>Unlimited_Pilot_SHDL_Command</w:t>
-            </w:r>
-            <w:proofErr w:type="spellEnd"/>
-            <w:r>
-              <w:t xml:space="preserve"> = 0deg</w:t>
-            </w:r>
-          </w:p>
-          <w:p>
-            <w:r>
-              <w:t xml:space="preserve">ELSE IF( </w:t>
-            </w:r>
-            <w:proofErr w:type="spellStart"/>
-            <w:r>
-              <w:t>Pilot_SHDL_Operation</w:t>
-            </w:r>
-            <w:proofErr w:type="spellEnd"/>
-            <w:r>
-              <w:t xml:space="preserve"> &gt;= -13.3deg )</w:t>
-            </w:r>
-          </w:p>
-          <w:p>
-            <w:r>
-              <w:t>THEN</w:t>
-            </w:r>
-          </w:p>
-          <w:p>
-            <w:r>
-              <w:t xml:space="preserve">       </w:t>
-            </w:r>
-            <w:proofErr w:type="spellStart"/>
-            <w:r>
-              <w:t>Unlimited_Pilot_SHDL_Command</w:t>
-            </w:r>
-            <w:proofErr w:type="spellEnd"/>
-            <w:r>
-              <w:t xml:space="preserve"> = (</w:t>
-            </w:r>
-            <w:proofErr w:type="spellStart"/>
-            <w:r>
-              <w:t>Pilot_SHDL_Operation</w:t>
-            </w:r>
-            <w:proofErr w:type="spellEnd"/>
-            <w:r>
-              <w:t xml:space="preserve"> + 3deg ) * (6.8 / 10.3)</w:t>
-            </w:r>
-          </w:p>
-          <w:p>
-            <w:r>
-              <w:t xml:space="preserve">ELSE IF( </w:t>
-            </w:r>
-            <w:proofErr w:type="spellStart"/>
-            <w:r>
-              <w:t>Pilot_SHDL_Operation</w:t>
-            </w:r>
-            <w:proofErr w:type="spellEnd"/>
-            <w:r>
-              <w:t xml:space="preserve"> &gt;= -23.7deg )</w:t>
-            </w:r>
-          </w:p>
-          <w:p>
-            <w:r>
-              <w:t>THEN</w:t>
-            </w:r>
-          </w:p>
-          <w:p>
-            <w:r>
-              <w:t xml:space="preserve">       </w:t>
-            </w:r>
-            <w:proofErr w:type="spellStart"/>
-            <w:r>
-              <w:t>Unlimited_Pilot_SHDL_Command</w:t>
-            </w:r>
-            <w:proofErr w:type="spellEnd"/>
-            <w:r>
-              <w:t xml:space="preserve"> = (9.2 * </w:t>
-            </w:r>
-            <w:proofErr w:type="spellStart"/>
-            <w:r>
-              <w:t>Pilot_SHDL_Operation</w:t>
-            </w:r>
-            <w:proofErr w:type="spellEnd"/>
-            <w:r>
-              <w:t xml:space="preserve"> + 51.64deg ) * (1/10.4)</w:t>
-            </w:r>
-          </w:p>
-          <w:p>
-            <w:r>
-              <w:t xml:space="preserve">ELSE IF( </w:t>
-            </w:r>
-            <w:proofErr w:type="spellStart"/>
-            <w:r>
-              <w:t>Pilot_SHDL_Operation</w:t>
-            </w:r>
-            <w:proofErr w:type="spellEnd"/>
-            <w:r>
-              <w:t xml:space="preserve"> &gt;= -34deg )</w:t>
-            </w:r>
-          </w:p>
-          <w:p>
-            <w:r>
-              <w:t>THEN</w:t>
-            </w:r>
-          </w:p>
-          <w:p>
-            <w:r>
-              <w:t xml:space="preserve">       </w:t>
-            </w:r>
-            <w:proofErr w:type="spellStart"/>
-            <w:r>
-              <w:t>Unlimited_Pilot_SHDL_Command</w:t>
-            </w:r>
-            <w:proofErr w:type="spellEnd"/>
-            <w:r>
-              <w:t xml:space="preserve"> = (11.6 * </w:t>
-            </w:r>
-            <w:proofErr w:type="spellStart"/>
-            <w:r>
-              <w:t>Pilot_SHDL_Operation</w:t>
-            </w:r>
-            <w:proofErr w:type="spellEnd"/>
-            <w:r>
-              <w:t xml:space="preserve"> + 110.12deg ) * (1/10.3)</w:t>
-            </w:r>
-          </w:p>
-          <w:p>
-            <w:r>
-              <w:t xml:space="preserve">ELSE IF( </w:t>
-            </w:r>
-            <w:proofErr w:type="spellStart"/>
-            <w:r>
-              <w:t>Pilot_SHDL_Operation</w:t>
-            </w:r>
-            <w:proofErr w:type="spellEnd"/>
-            <w:r>
-              <w:t xml:space="preserve"> &gt;= -44.3deg )</w:t>
-            </w:r>
-          </w:p>
-          <w:p>
-            <w:r>
-              <w:t>THEN</w:t>
-            </w:r>
-          </w:p>
-          <w:p>
-            <w:r>
-              <w:t xml:space="preserve">       </w:t>
-            </w:r>
-            <w:proofErr w:type="spellStart"/>
-            <w:r>
-              <w:t>Unlimited_Pilot_SHDL_Command</w:t>
-            </w:r>
-            <w:proofErr w:type="spellEnd"/>
-            <w:r>
-              <w:t xml:space="preserve"> = (14.4 * </w:t>
-            </w:r>
-            <w:proofErr w:type="spellStart"/>
-            <w:r>
-              <w:t>Pilot_SHDL_Operation</w:t>
-            </w:r>
-            <w:proofErr w:type="spellEnd"/>
-            <w:r>
-              <w:t xml:space="preserve"> + 205.32deg ) * (1/10.3)</w:t>
-            </w:r>
-          </w:p>
-          <w:p>
-            <w:r>
-              <w:t xml:space="preserve">ELSE IF( </w:t>
-            </w:r>
-            <w:proofErr w:type="spellStart"/>
-            <w:r>
-              <w:t>Pilot_SHDL_Operation</w:t>
-            </w:r>
-            <w:proofErr w:type="spellEnd"/>
-            <w:r>
-              <w:t xml:space="preserve"> &gt;= -54.7deg )</w:t>
-            </w:r>
+              <w:t xml:space="preserve"> + 205.32</w:t>
+            </w:r>
+            <w:proofErr w:type="gramStart"/>
+            <w:r>
+              <w:t>deg )</w:t>
+            </w:r>
+            <w:proofErr w:type="gramEnd"/>
+            <w:r>
+              <w:t xml:space="preserve"> * (1/10.3)</w:t>
+            </w:r>
+          </w:p>
+          <w:p>
+            <w:r>
+              <w:t xml:space="preserve">ELSE </w:t>
+            </w:r>
+            <w:proofErr w:type="gramStart"/>
+            <w:r>
+              <w:t xml:space="preserve">IF( </w:t>
+            </w:r>
+            <w:proofErr w:type="spellStart"/>
+            <w:r>
+              <w:t>Pilot</w:t>
+            </w:r>
+            <w:proofErr w:type="gramEnd"/>
+            <w:r>
+              <w:t>_SHDL_Operation</w:t>
+            </w:r>
+            <w:proofErr w:type="spellEnd"/>
+            <w:r>
+              <w:t xml:space="preserve"> &gt;= -54.7</w:t>
+            </w:r>
+            <w:proofErr w:type="gramStart"/>
+            <w:r>
+              <w:t>deg )</w:t>
+            </w:r>
+            <w:proofErr w:type="gramEnd"/>
           </w:p>
           <w:p>
             <w:r>
@@ -908,7 +1181,15 @@
             </w:r>
             <w:proofErr w:type="spellEnd"/>
             <w:r>
-              <w:t xml:space="preserve"> + 298.58deg ) * (1/10.4)</w:t>
+              <w:t xml:space="preserve"> + 298.58</w:t>
+            </w:r>
+            <w:proofErr w:type="gramStart"/>
+            <w:r>
+              <w:t>deg )</w:t>
+            </w:r>
+            <w:proofErr w:type="gramEnd"/>
+            <w:r>
+              <w:t xml:space="preserve"> * (1/10.4)</w:t>
             </w:r>
           </w:p>
           <w:p>
@@ -934,7 +1215,15 @@
             </w:r>
             <w:proofErr w:type="spellEnd"/>
             <w:r>
-              <w:t xml:space="preserve"> + 840.5deg ) * (1/10.3)</w:t>
+              <w:t xml:space="preserve"> + 840.5</w:t>
+            </w:r>
+            <w:proofErr w:type="gramStart"/>
+            <w:r>
+              <w:t>deg )</w:t>
+            </w:r>
+            <w:proofErr w:type="gramEnd"/>
+            <w:r>
+              <w:t xml:space="preserve"> * (1/10.3)</w:t>
             </w:r>
           </w:p>
           <w:p>
@@ -1500,7 +1789,15 @@
           </w:p>
           <w:p>
             <w:r>
-              <w:t xml:space="preserve">    STATE := FAILSAFE_LEVEL_1</w:t>
+              <w:t xml:space="preserve">    </w:t>
+            </w:r>
+            <w:proofErr w:type="gramStart"/>
+            <w:r>
+              <w:t>STATE :</w:t>
+            </w:r>
+            <w:proofErr w:type="gramEnd"/>
+            <w:r>
+              <w:t>= FAILSAFE_LEVEL_1</w:t>
             </w:r>
           </w:p>
           <w:p>
@@ -1516,7 +1813,15 @@
           </w:p>
           <w:p>
             <w:r>
-              <w:t xml:space="preserve">    STATE := FAILSAFE_LEVEL_2</w:t>
+              <w:t xml:space="preserve">    </w:t>
+            </w:r>
+            <w:proofErr w:type="gramStart"/>
+            <w:r>
+              <w:t>STATE :</w:t>
+            </w:r>
+            <w:proofErr w:type="gramEnd"/>
+            <w:r>
+              <w:t>= FAILSAFE_LEVEL_2</w:t>
             </w:r>
           </w:p>
           <w:p>
@@ -1589,7 +1894,15 @@
           </w:p>
           <w:p>
             <w:r>
-              <w:t xml:space="preserve">    STATE := FAILSAFE_LEVEL_1</w:t>
+              <w:t xml:space="preserve">    </w:t>
+            </w:r>
+            <w:proofErr w:type="gramStart"/>
+            <w:r>
+              <w:t>STATE :</w:t>
+            </w:r>
+            <w:proofErr w:type="gramEnd"/>
+            <w:r>
+              <w:t>= FAILSAFE_LEVEL_1</w:t>
             </w:r>
           </w:p>
           <w:p>
@@ -1605,7 +1918,15 @@
           </w:p>
           <w:p>
             <w:r>
-              <w:t xml:space="preserve">    STATE := FAILSAFE_LEVEL_2</w:t>
+              <w:t xml:space="preserve">    </w:t>
+            </w:r>
+            <w:proofErr w:type="gramStart"/>
+            <w:r>
+              <w:t>STATE :</w:t>
+            </w:r>
+            <w:proofErr w:type="gramEnd"/>
+            <w:r>
+              <w:t>= FAILSAFE_LEVEL_2</w:t>
             </w:r>
           </w:p>
           <w:p>
@@ -1678,7 +1999,83 @@
           </w:p>
           <w:p>
             <w:r>
-              <w:t xml:space="preserve">    STATE := FAILSAFE</w:t>
+              <w:t xml:space="preserve">    </w:t>
+            </w:r>
+            <w:proofErr w:type="gramStart"/>
+            <w:r>
+              <w:t>STATE :</w:t>
+            </w:r>
+            <w:proofErr w:type="gramEnd"/>
+            <w:r>
+              <w:t>= FAILSAFE</w:t>
+            </w:r>
+          </w:p>
+          <w:p>
+            <w:r>
+              <w:t>END IF</w:t>
+            </w:r>
+          </w:p>
+        </w:tc>
+      </w:tr>
+      <w:tr>
+        <w:trPr>
+          <w:trHeight w:val="300"/>
+        </w:trPr>
+        <w:tc>
+          <w:tcPr>
+            <w:tcW w:w="2127" w:type="dxa"/>
+          </w:tcPr>
+          <w:p>
+            <w:pPr>
+              <w:rPr>
+                <w:sz w:val="18"/>
+                <w:szCs w:val="18"/>
+              </w:rPr>
+            </w:pPr>
+            <w:r>
+              <w:rPr>
+                <w:sz w:val="18"/>
+                <w:szCs w:val="18"/>
+              </w:rPr>
+              <w:t>SCU_SYS_9</w:t>
+            </w:r>
+          </w:p>
+        </w:tc>
+        <w:tc>
+          <w:tcPr>
+            <w:tcW w:w="9072" w:type="dxa"/>
+          </w:tcPr>
+          <w:p>
+            <w:r>
+              <w:t>The SCU software shall implement the following state logic:</w:t>
+            </w:r>
+          </w:p>
+          <w:p>
+            <w:r>
+              <w:t>INITIAL_STATE = NORMAL</w:t>
+            </w:r>
+          </w:p>
+          <w:p>
+            <w:r>
+              <w:t xml:space="preserve">IF </w:t>
+            </w:r>
+            <w:proofErr w:type="spellStart"/>
+            <w:r>
+              <w:t>maintenance_mode_requested</w:t>
+            </w:r>
+            <w:proofErr w:type="spellEnd"/>
+            <w:r>
+              <w:t xml:space="preserve"> THEN</w:t>
+            </w:r>
+          </w:p>
+          <w:p>
+            <w:proofErr w:type="gramStart"/>
+            <w:r>
+              <w:t>STATE :</w:t>
+            </w:r>
+            <w:proofErr w:type="gramEnd"/>
+            <w:r>
+              <w:t>= MAINTENANCE</w:t>
             </w:r>
           </w:p>
           <w:p>
@@ -1866,6 +2263,7 @@
                 <w:color w:val="808080"/>
                 <w:sz w:val="18"/>
               </w:rPr>
+              <w:lastRenderedPageBreak/>
               <w:t xml:space="preserve"> </w:t>
             </w:r>
           </w:p>
@@ -1887,6 +2285,7 @@
                 <w:sz w:val="18"/>
                 <w:szCs w:val="18"/>
               </w:rPr>
+              <w:lastRenderedPageBreak/>
               <w:t>SCU_SYS_</w:t>
             </w:r>
             <w:r>
@@ -1935,6 +2334,27 @@
               <w:t xml:space="preserve"> </w:t>
             </w:r>
           </w:p>
+        </w:tc>
+      </w:tr>
+      <w:tr>
+        <w:tc>
+          <w:tcPr>
+            <w:tcW w:w="2127" w:type="dxa"/>
+          </w:tcPr>
+          <w:p>
+            <w:pPr>
+              <w:rPr>
+                <w:sz w:val="18"/>
+                <w:szCs w:val="18"/>
+              </w:rPr>
+            </w:pPr>
+          </w:p>
+        </w:tc>
+        <w:tc>
+          <w:tcPr>
+            <w:tcW w:w="9072" w:type="dxa"/>
+          </w:tcPr>
+          <w:p/>
         </w:tc>
       </w:tr>
     </w:tbl>
@@ -3206,6 +3626,21 @@
 </file>
 
 <file path=customXml/item1.xml><?xml version="1.0" encoding="utf-8"?>
+<?mso-contentType ?>
+<FormTemplates xmlns="http://schemas.microsoft.com/sharepoint/v3/contenttype/forms">
+  <Display>DocumentLibraryForm</Display>
+  <Edit>DocumentLibraryForm</Edit>
+  <New>DocumentLibraryForm</New>
+</FormTemplates>
+</file>
+
+<file path=customXml/item2.xml><?xml version="1.0" encoding="utf-8"?>
+<p:properties xmlns:p="http://schemas.microsoft.com/office/2006/metadata/properties" xmlns:xsi="http://www.w3.org/2001/XMLSchema-instance" xmlns:pc="http://schemas.microsoft.com/office/infopath/2007/PartnerControls">
+  <documentManagement/>
+</p:properties>
+</file>
+
+<file path=customXml/item3.xml><?xml version="1.0" encoding="utf-8"?>
 <ct:contentTypeSchema xmlns:ct="http://schemas.microsoft.com/office/2006/metadata/contentType" xmlns:ma="http://schemas.microsoft.com/office/2006/metadata/properties/metaAttributes" ct:_="" ma:_="" ma:contentTypeName="Document" ma:contentTypeID="0x01010062C5A5CFEAAD334FB7A0B4B210716BB8" ma:contentTypeVersion="6" ma:contentTypeDescription="Create a new document." ma:contentTypeScope="" ma:versionID="53e18d1caa49d3b5bdefe51c2f72867a">
   <xsd:schema xmlns:xsd="http://www.w3.org/2001/XMLSchema" xmlns:xs="http://www.w3.org/2001/XMLSchema" xmlns:p="http://schemas.microsoft.com/office/2006/metadata/properties" xmlns:ns2="2f07968d-2e89-4e41-926b-0c556722c79f" targetNamespace="http://schemas.microsoft.com/office/2006/metadata/properties" ma:root="true" ma:fieldsID="c2753aa155d703c357212efe32e5a491" ns2:_="">
     <xsd:import namespace="2f07968d-2e89-4e41-926b-0c556722c79f"/>
@@ -3343,22 +3778,24 @@
 </ct:contentTypeSchema>
 </file>
 
-<file path=customXml/item2.xml><?xml version="1.0" encoding="utf-8"?>
-<p:properties xmlns:p="http://schemas.microsoft.com/office/2006/metadata/properties" xmlns:xsi="http://www.w3.org/2001/XMLSchema-instance" xmlns:pc="http://schemas.microsoft.com/office/infopath/2007/PartnerControls">
-  <documentManagement/>
-</p:properties>
+<file path=customXml/itemProps1.xml><?xml version="1.0" encoding="utf-8"?>
+<ds:datastoreItem xmlns:ds="http://schemas.openxmlformats.org/officeDocument/2006/customXml" ds:itemID="{8097C24C-7DC1-4059-893F-A38F41733F15}">
+  <ds:schemaRefs>
+    <ds:schemaRef ds:uri="http://schemas.microsoft.com/sharepoint/v3/contenttype/forms"/>
+  </ds:schemaRefs>
+</ds:datastoreItem>
 </file>
 
-<file path=customXml/item3.xml><?xml version="1.0" encoding="utf-8"?>
-<?mso-contentType ?>
-<FormTemplates xmlns="http://schemas.microsoft.com/sharepoint/v3/contenttype/forms">
-  <Display>DocumentLibraryForm</Display>
-  <Edit>DocumentLibraryForm</Edit>
-  <New>DocumentLibraryForm</New>
-</FormTemplates>
+<file path=customXml/itemProps2.xml><?xml version="1.0" encoding="utf-8"?>
+<ds:datastoreItem xmlns:ds="http://schemas.openxmlformats.org/officeDocument/2006/customXml" ds:itemID="{3B9006B1-F7F2-4749-8626-165773FED84E}">
+  <ds:schemaRefs>
+    <ds:schemaRef ds:uri="http://schemas.microsoft.com/office/2006/metadata/properties"/>
+    <ds:schemaRef ds:uri="http://schemas.microsoft.com/office/infopath/2007/PartnerControls"/>
+  </ds:schemaRefs>
+</ds:datastoreItem>
 </file>
 
-<file path=customXml/itemProps1.xml><?xml version="1.0" encoding="utf-8"?>
+<file path=customXml/itemProps3.xml><?xml version="1.0" encoding="utf-8"?>
 <ds:datastoreItem xmlns:ds="http://schemas.openxmlformats.org/officeDocument/2006/customXml" ds:itemID="{ACBC0706-4B1B-46F4-9F1D-4136DBEBDAC0}">
   <ds:schemaRefs>
     <ds:schemaRef ds:uri="http://schemas.microsoft.com/office/2006/metadata/contentType"/>
@@ -3374,21 +3811,4 @@
     <ds:schemaRef ds:uri="http://schemas.microsoft.com/internal/obd"/>
   </ds:schemaRefs>
 </ds:datastoreItem>
-</file>
-
-<file path=customXml/itemProps2.xml><?xml version="1.0" encoding="utf-8"?>
-<ds:datastoreItem xmlns:ds="http://schemas.openxmlformats.org/officeDocument/2006/customXml" ds:itemID="{3B9006B1-F7F2-4749-8626-165773FED84E}">
-  <ds:schemaRefs>
-    <ds:schemaRef ds:uri="http://schemas.microsoft.com/office/2006/metadata/properties"/>
-    <ds:schemaRef ds:uri="http://schemas.microsoft.com/office/infopath/2007/PartnerControls"/>
-  </ds:schemaRefs>
-</ds:datastoreItem>
-</file>
-
-<file path=customXml/itemProps3.xml><?xml version="1.0" encoding="utf-8"?>
-<ds:datastoreItem xmlns:ds="http://schemas.openxmlformats.org/officeDocument/2006/customXml" ds:itemID="{8097C24C-7DC1-4059-893F-A38F41733F15}">
-  <ds:schemaRefs>
-    <ds:schemaRef ds:uri="http://schemas.microsoft.com/sharepoint/v3/contenttype/forms"/>
-  </ds:schemaRefs>
-</ds:datastoreItem>
 </file>